--- a/docs/Specification-fonctionnelle-dotnet-new-scan.docx
+++ b/docs/Specification-fonctionnelle-dotnet-new-scan.docx
@@ -381,7 +381,159 @@
         <w:pStyle w:val="Heading2"/>
       </w:pPr>
       <w:r>
-        <w:t>1.4  Hors périmètre (ce que l'application ne fait pas)</w:t>
+        <w:t>1.4  Fonctionnement sur tous les postes, sans base</w:t>
+      </w:r>
+    </w:p>
+    <w:p>
+      <w:r>
+        <w:rPr>
+          <w:b w:val="0"/>
+          <w:i w:val="0"/>
+        </w:rPr>
+        <w:t>L'application démarre sur N'IMPORTE QUEL poste sans SQL Server ni aucun script à exécuter. Au démarrage, GraphDataProvider choisit la source des données selon la clé de configuration Data:Source (ou la variable d'environnement RESTITUTION_DATA_SOURCE) :</w:t>
+      </w:r>
+    </w:p>
+    <w:tbl>
+      <w:tblPr>
+        <w:tblStyle w:val="LightGrid-Accent1"/>
+        <w:tblW w:type="auto" w:w="0"/>
+        <w:jc w:val="center"/>
+        <w:tblLook w:firstColumn="1" w:firstRow="1" w:lastColumn="0" w:lastRow="0" w:noHBand="0" w:noVBand="1" w:val="04A0"/>
+      </w:tblPr>
+      <w:tblGrid>
+        <w:gridCol w:w="4320"/>
+        <w:gridCol w:w="4320"/>
+      </w:tblGrid>
+      <w:tr>
+        <w:tc>
+          <w:tcPr>
+            <w:tcW w:type="dxa" w:w="4320"/>
+          </w:tcPr>
+          <w:p>
+            <w:r>
+              <w:rPr>
+                <w:b/>
+                <w:sz w:val="18"/>
+              </w:rPr>
+              <w:t>Data:Source</w:t>
+            </w:r>
+          </w:p>
+        </w:tc>
+        <w:tc>
+          <w:tcPr>
+            <w:tcW w:type="dxa" w:w="4320"/>
+          </w:tcPr>
+          <w:p>
+            <w:r>
+              <w:rPr>
+                <w:b/>
+                <w:sz w:val="18"/>
+              </w:rPr>
+              <w:t>Comportement</w:t>
+            </w:r>
+          </w:p>
+        </w:tc>
+      </w:tr>
+      <w:tr>
+        <w:tc>
+          <w:tcPr>
+            <w:tcW w:type="dxa" w:w="4320"/>
+          </w:tcPr>
+          <w:p>
+            <w:r>
+              <w:rPr>
+                <w:sz w:val="18"/>
+              </w:rPr>
+              <w:t>auto (défaut)</w:t>
+            </w:r>
+          </w:p>
+        </w:tc>
+        <w:tc>
+          <w:tcPr>
+            <w:tcW w:type="dxa" w:w="4320"/>
+          </w:tcPr>
+          <w:p>
+            <w:r>
+              <w:rPr>
+                <w:sz w:val="18"/>
+              </w:rPr>
+              <w:t>sonde SQL Server (.\SQLEXPRESS01 / RestitutionGraphe + table LINE_VIS_EDG non vide, timeout 3 s). Joignable -&gt; mode SQL. Sinon -&gt; graphe généré.</w:t>
+            </w:r>
+          </w:p>
+        </w:tc>
+      </w:tr>
+      <w:tr>
+        <w:tc>
+          <w:tcPr>
+            <w:tcW w:type="dxa" w:w="4320"/>
+          </w:tcPr>
+          <w:p>
+            <w:r>
+              <w:rPr>
+                <w:sz w:val="18"/>
+              </w:rPr>
+              <w:t>sql</w:t>
+            </w:r>
+          </w:p>
+        </w:tc>
+        <w:tc>
+          <w:tcPr>
+            <w:tcW w:type="dxa" w:w="4320"/>
+          </w:tcPr>
+          <w:p>
+            <w:r>
+              <w:rPr>
+                <w:sz w:val="18"/>
+              </w:rPr>
+              <w:t>force le mode SQL (échoue si la base est absente)</w:t>
+            </w:r>
+          </w:p>
+        </w:tc>
+      </w:tr>
+      <w:tr>
+        <w:tc>
+          <w:tcPr>
+            <w:tcW w:type="dxa" w:w="4320"/>
+          </w:tcPr>
+          <w:p>
+            <w:r>
+              <w:rPr>
+                <w:sz w:val="18"/>
+              </w:rPr>
+              <w:t>generated</w:t>
+            </w:r>
+          </w:p>
+        </w:tc>
+        <w:tc>
+          <w:tcPr>
+            <w:tcW w:type="dxa" w:w="4320"/>
+          </w:tcPr>
+          <w:p>
+            <w:r>
+              <w:rPr>
+                <w:sz w:val="18"/>
+              </w:rPr>
+              <w:t>force le graphe généré en mémoire, même si SQL est disponible</w:t>
+            </w:r>
+          </w:p>
+        </w:tc>
+      </w:tr>
+    </w:tbl>
+    <w:p>
+      <w:r>
+        <w:rPr>
+          <w:b w:val="0"/>
+          <w:i w:val="0"/>
+        </w:rPr>
+        <w:t>Le graphe généré (GeneratedGraphData) : Data:GeneratedNodes nœuds (défaut 5 000), 2 à 6 arêtes sortantes chacun, transformation aléatoire par arête, GRAINE FIXE — donc exactement le même graphe sur toutes les machines. En mode généré, les pré-calculs § 11.4 / § 11.5 (qui écrivent des tables SQL) sont désactivés : sur un petit graphe toute recherche est déjà sous la milliseconde. Tout le reste fonctionne à l'identique.</w:t>
+      </w:r>
+    </w:p>
+    <w:p>
+      <w:pPr>
+        <w:pStyle w:val="Heading2"/>
+      </w:pPr>
+      <w:r>
+        <w:t>1.5  Hors périmètre (ce que l'application ne fait pas)</w:t>
       </w:r>
     </w:p>
     <w:p>
@@ -389,7 +541,7 @@
         <w:pStyle w:val="ListBullet"/>
       </w:pPr>
       <w:r>
-        <w:t>Aucune écriture dans dbo.LINE_VIS_EDG : l'application lit le graphe, elle ne le modifie jamais. Elle crée en revanche ses propres tables de pré-calcul (NODE_COMPONENT, NODE_SCC, SCC_EDGE).</w:t>
+        <w:t>Aucune écriture dans dbo.LINE_VIS_EDG : l'application lit le graphe, elle ne le modifie jamais. En mode SQL elle crée ses propres tables de pré-calcul (NODE_COMPONENT, NODE_SCC, SCC_EDGE).</w:t>
       </w:r>
     </w:p>
     <w:p>
@@ -739,14 +891,6 @@
       </w:pPr>
       <w:r>
         <w:t>Nodes / NodesLie sont des VARCHAR (non NVARCHAR). Microsoft.Data.SqlClient lie par défaut une string .NET en NVARCHAR ; comparer une colonne VARCHAR à un paramètre NVARCHAR force SQL Server à convertir la colonne, donc un balayage complet (scan) au lieu d'une recherche d'index (seek). Chaque paramètre est donc typé explicitement VARCHAR (méthode AddVarChar).</w:t>
-      </w:r>
-    </w:p>
-    <w:p>
-      <w:pPr>
-        <w:pStyle w:val="ListBullet"/>
-      </w:pPr>
-      <w:r>
-        <w:t>Une requête SQL Server accepte au plus ~2 100 paramètres : les parcours par paliers (BFS SQL de repli) découpent la frontière en lots de 1 000 (constante ParamBatch).</w:t>
       </w:r>
     </w:p>
     <w:p>
@@ -1013,7 +1157,7 @@
         <w:pStyle w:val="Heading2"/>
       </w:pPr>
       <w:r>
-        <w:t>2.4  Connexion à la base</w:t>
+        <w:t>2.4  Connexion à la base (mode SQL)</w:t>
       </w:r>
     </w:p>
     <w:p>
@@ -1024,7 +1168,7 @@
         <w:t xml:space="preserve">Serveur par défaut : </w:t>
       </w:r>
       <w:r>
-        <w:t>localhost\SQLEXPRESS01  (authentification Windows, Trusted_Connection=True)</w:t>
+        <w:t>.\SQLEXPRESS01  (authentification Windows, Trusted_Connection=True)</w:t>
       </w:r>
     </w:p>
     <w:p>
@@ -1214,7 +1358,7 @@
               <w:rPr>
                 <w:sz w:val="18"/>
               </w:rPr>
-              <w:t>Accès données</w:t>
+              <w:t>Source des données</w:t>
             </w:r>
           </w:p>
         </w:tc>
@@ -1227,7 +1371,35 @@
               <w:rPr>
                 <w:sz w:val="18"/>
               </w:rPr>
-              <w:t>Microsoft.Data.SqlClient 5.2.2 (ADO.NET, requêtes paramétrées, SqlBulkCopy)</w:t>
+              <w:t>SQL Server si joignable, sinon graphe généré en mémoire (aucune base requise) — GraphDataProvider</w:t>
+            </w:r>
+          </w:p>
+        </w:tc>
+      </w:tr>
+      <w:tr>
+        <w:tc>
+          <w:tcPr>
+            <w:tcW w:type="dxa" w:w="4320"/>
+          </w:tcPr>
+          <w:p>
+            <w:r>
+              <w:rPr>
+                <w:sz w:val="18"/>
+              </w:rPr>
+              <w:t>Accès SQL</w:t>
+            </w:r>
+          </w:p>
+        </w:tc>
+        <w:tc>
+          <w:tcPr>
+            <w:tcW w:type="dxa" w:w="4320"/>
+          </w:tcPr>
+          <w:p>
+            <w:r>
+              <w:rPr>
+                <w:sz w:val="18"/>
+              </w:rPr>
+              <w:t>Microsoft.Data.SqlClient 5.2.2 (ADO.NET, requêtes paramétrées, SqlBulkCopy) — mode SQL uniquement</w:t>
             </w:r>
           </w:p>
         </w:tc>
@@ -1413,7 +1585,7 @@
               <w:rPr>
                 <w:sz w:val="18"/>
               </w:rPr>
-              <w:t>Models — repositories</w:t>
+              <w:t>Source des données</w:t>
             </w:r>
           </w:p>
         </w:tc>
@@ -1426,7 +1598,7 @@
               <w:rPr>
                 <w:sz w:val="18"/>
               </w:rPr>
-              <w:t>LineVisEdgRepository, NodeComponentRepository, SccRepository</w:t>
+              <w:t>GraphDataProvider, GeneratedGraphData, LineVisEdgRepository</w:t>
             </w:r>
           </w:p>
         </w:tc>
@@ -1439,7 +1611,7 @@
               <w:rPr>
                 <w:sz w:val="18"/>
               </w:rPr>
-              <w:t>TOUTES les requêtes SQL. Aucun algorithme.</w:t>
+              <w:t>Choisit SQL ou graphe généré ; fournit les arêtes en flux + les transformations. Seul LineVisEdgRepository contient du SQL.</w:t>
             </w:r>
           </w:p>
         </w:tc>
@@ -1454,7 +1626,7 @@
               <w:rPr>
                 <w:sz w:val="18"/>
               </w:rPr>
-              <w:t>Models — ViewModels / données</w:t>
+              <w:t>Models — repositories SQL</w:t>
             </w:r>
           </w:p>
         </w:tc>
@@ -1467,7 +1639,7 @@
               <w:rPr>
                 <w:sz w:val="18"/>
               </w:rPr>
-              <w:t>PathViewModel, ScanPageViewModel, GraphSample(s)</w:t>
+              <w:t>NodeComponentRepository, SccRepository</w:t>
             </w:r>
           </w:p>
         </w:tc>
@@ -1480,7 +1652,7 @@
               <w:rPr>
                 <w:sz w:val="18"/>
               </w:rPr>
-              <w:t>Structures passées aux vues ; catalogue des graphes d'exemple</w:t>
+              <w:t>Persistance des pré-calculs (tables NODE_COMPONENT / NODE_SCC / SCC_EDGE). Mode SQL uniquement.</w:t>
             </w:r>
           </w:p>
         </w:tc>
@@ -1495,7 +1667,48 @@
               <w:rPr>
                 <w:sz w:val="18"/>
               </w:rPr>
-              <w:t>Services</w:t>
+              <w:t>Models — ViewModels / données</w:t>
+            </w:r>
+          </w:p>
+        </w:tc>
+        <w:tc>
+          <w:tcPr>
+            <w:tcW w:type="dxa" w:w="2880"/>
+          </w:tcPr>
+          <w:p>
+            <w:r>
+              <w:rPr>
+                <w:sz w:val="18"/>
+              </w:rPr>
+              <w:t>PathViewModel, ScanPageViewModel, GraphSample(s)</w:t>
+            </w:r>
+          </w:p>
+        </w:tc>
+        <w:tc>
+          <w:tcPr>
+            <w:tcW w:type="dxa" w:w="2880"/>
+          </w:tcPr>
+          <w:p>
+            <w:r>
+              <w:rPr>
+                <w:sz w:val="18"/>
+              </w:rPr>
+              <w:t>Structures passées aux vues ; catalogue des graphes d'exemple</w:t>
+            </w:r>
+          </w:p>
+        </w:tc>
+      </w:tr>
+      <w:tr>
+        <w:tc>
+          <w:tcPr>
+            <w:tcW w:type="dxa" w:w="2880"/>
+          </w:tcPr>
+          <w:p>
+            <w:r>
+              <w:rPr>
+                <w:sz w:val="18"/>
+              </w:rPr>
+              <w:t>Services — algorithmes</w:t>
             </w:r>
           </w:p>
         </w:tc>
@@ -1574,7 +1787,7 @@
           <w:b w:val="0"/>
           <w:i w:val="0"/>
         </w:rPr>
-        <w:t>Règle de séparation stricte, répétée dans les en-têtes de fichiers : un service ne contient jamais de SqlConnection / SqlCommand ; un repository ne contient jamais d'algorithme. Le point de contact est une méthode qui renvoie un IEnumerable en flux (ex. StreamAllDirectedEdges).</w:t>
+        <w:t>Règle de séparation stricte, répétée dans les en-têtes de fichiers : un service ne contient jamais de SqlConnection / SqlCommand ; seul LineVisEdgRepository en contient. Les services consomment les arêtes via GraphDataProvider, sans savoir d'où elles viennent (SQL ou généré).</w:t>
       </w:r>
     </w:p>
     <w:p>
@@ -1614,23 +1827,23 @@
       </w:r>
       <w:r>
         <w:br/>
-        <w:t xml:space="preserve">        ├──────────────┬───────────────────┬─────────────────┐</w:t>
+        <w:t xml:space="preserve">        ├────────────────┬───────────────────┬──────────────────┐</w:t>
       </w:r>
       <w:r>
         <w:br/>
-        <w:t xml:space="preserve">        ▼              ▼                   ▼                 ▼</w:t>
+        <w:t xml:space="preserve">        ▼                ▼                   ▼                  ▼</w:t>
       </w:r>
       <w:r>
         <w:br/>
-        <w:t>SccCondensation   GraphScanService   InMemoryGraphService  SvgGraphRenderer</w:t>
+        <w:t>SccCondensation     GraphScanService   InMemoryGraphService  SvgGraphRenderer</w:t>
       </w:r>
       <w:r>
         <w:br/>
-        <w:t xml:space="preserve">  Service            (Union-Find)     + DirectedGraph        (galerie)</w:t>
+        <w:t xml:space="preserve">  Service (Kosaraju)   (Union-Find)     + DirectedGraph        (galerie)</w:t>
       </w:r>
       <w:r>
         <w:br/>
-        <w:t xml:space="preserve">  (Kosaraju)             │             (CSR + 4 algos)</w:t>
+        <w:t xml:space="preserve">        │                │              (CSR + 4 algos)</w:t>
       </w:r>
       <w:r>
         <w:br/>
@@ -1638,35 +1851,35 @@
       </w:r>
       <w:r>
         <w:br/>
-        <w:t xml:space="preserve">        ▼                ▼                   ▼</w:t>
+        <w:t xml:space="preserve">        │        ┌───────┴──────── GraphDataProvider ─────────┐</w:t>
       </w:r>
       <w:r>
         <w:br/>
-        <w:t>SccRepository    NodeComponentRepo    LineVisEdgRepository</w:t>
+        <w:t xml:space="preserve">        │        ▼                                            ▼</w:t>
       </w:r>
       <w:r>
         <w:br/>
-        <w:t xml:space="preserve">  (NODE_SCC,        (NODE_COMPONENT)    (LINE_VIS_EDG, lecture seule</w:t>
+        <w:t xml:space="preserve">        │   LineVisEdgRepository (mode SQL)          GeneratedGraphData</w:t>
       </w:r>
       <w:r>
         <w:br/>
-        <w:t xml:space="preserve">   SCC_EDGE)                             + BFS SQL de repli)</w:t>
+        <w:t xml:space="preserve">        │        │   lecture LINE_VIS_EDG              (graphe en RAM,</w:t>
       </w:r>
       <w:r>
         <w:br/>
-        <w:t xml:space="preserve">        │                │                   │</w:t>
+        <w:t xml:space="preserve">        ▼        ▼   (StreamAll*, CanConnect)           graine fixe)</w:t>
       </w:r>
       <w:r>
         <w:br/>
-        <w:t xml:space="preserve">        └────────────────┴─────────┬─────────┘</w:t>
+        <w:t>SccRepository  NodeComponentRepo</w:t>
       </w:r>
       <w:r>
         <w:br/>
-        <w:t xml:space="preserve">                                   ▼</w:t>
+        <w:t xml:space="preserve">  (NODE_SCC,     (NODE_COMPONENT)   ─────►  SQL Server  RestitutionGraphe</w:t>
       </w:r>
       <w:r>
         <w:br/>
-        <w:t xml:space="preserve">                       SQL Server  RestitutionGraphe</w:t>
+        <w:t xml:space="preserve">   SCC_EDGE)                                (mode SQL uniquement)</w:t>
       </w:r>
     </w:p>
     <w:p>
@@ -1737,15 +1950,57 @@
       </w:r>
       <w:r>
         <w:br/>
-        <w:t xml:space="preserve">    builder.Services.AddSingleton&lt;LineVisEdgRepository&gt;();       // dbo.LINE_VIS_EDG</w:t>
+        <w:t xml:space="preserve">    builder.Services.AddSingleton&lt;LineVisEdgRepository&gt;();       // dbo.LINE_VIS_EDG (mode SQL)</w:t>
       </w:r>
       <w:r>
         <w:br/>
-        <w:t xml:space="preserve">    builder.Services.AddSingleton&lt;NodeComponentRepository&gt;();    // dbo.NODE_COMPONENT (§ 11.4)</w:t>
+        <w:t xml:space="preserve">    builder.Services.AddSingleton&lt;NodeComponentRepository&gt;();    // dbo.NODE_COMPONENT (§ 11.4, mode SQL)</w:t>
       </w:r>
       <w:r>
         <w:br/>
-        <w:t xml:space="preserve">    builder.Services.AddSingleton&lt;SccRepository&gt;();              // dbo.NODE_SCC + dbo.SCC_EDGE (§ 11.5)</w:t>
+        <w:t xml:space="preserve">    builder.Services.AddSingleton&lt;SccRepository&gt;();              // dbo.NODE_SCC + dbo.SCC_EDGE (§ 11.5, mode SQL)</w:t>
+      </w:r>
+      <w:r>
+        <w:br/>
+      </w:r>
+      <w:r>
+        <w:br/>
+        <w:t xml:space="preserve">    // Graphe de démonstration généré en mémoire (repli quand SQL Server</w:t>
+      </w:r>
+      <w:r>
+        <w:br/>
+        <w:t xml:space="preserve">    // est absent — aucune base, aucun script à créer). Taille réglable</w:t>
+      </w:r>
+      <w:r>
+        <w:br/>
+        <w:t xml:space="preserve">    // par la clé de configuration Data:GeneratedNodes (défaut 5 000).</w:t>
+      </w:r>
+      <w:r>
+        <w:br/>
+        <w:t xml:space="preserve">    var generatedNodes = builder.Configuration.GetValue("Data:GeneratedNodes", 5000);</w:t>
+      </w:r>
+      <w:r>
+        <w:br/>
+        <w:t xml:space="preserve">    builder.Services.AddSingleton(new GeneratedGraphData(generatedNodes));</w:t>
+      </w:r>
+      <w:r>
+        <w:br/>
+      </w:r>
+      <w:r>
+        <w:br/>
+        <w:t xml:space="preserve">    // Décide, au démarrage, d'où viennent les données : SQL Server si</w:t>
+      </w:r>
+      <w:r>
+        <w:br/>
+        <w:t xml:space="preserve">    // joignable, sinon le graphe généré (config Data:Source =</w:t>
+      </w:r>
+      <w:r>
+        <w:br/>
+        <w:t xml:space="preserve">    // auto | sql | generated).</w:t>
+      </w:r>
+      <w:r>
+        <w:br/>
+        <w:t xml:space="preserve">    builder.Services.AddSingleton&lt;GraphDataProvider&gt;();</w:t>
       </w:r>
       <w:r>
         <w:br/>
@@ -1881,7 +2136,7 @@
         <w:pStyle w:val="ListNumber"/>
       </w:pPr>
       <w:r>
-        <w:t>Le serveur démarre et accepte les requêtes immédiatement.</w:t>
+        <w:t>GraphDataProvider est construit : il choisit la source (sonde SQL en mode auto), et l'écrit dans le log (« Source de données : … »).</w:t>
       </w:r>
     </w:p>
     <w:p>
@@ -1889,7 +2144,7 @@
         <w:pStyle w:val="ListNumber"/>
       </w:pPr>
       <w:r>
-        <w:t>GraphPreloader (IHostedService) lance un Thread d'arrière-plan qui appelle InMemoryGraphService.Reload().</w:t>
+        <w:t>Le serveur démarre et accepte les requêtes immédiatement.</w:t>
       </w:r>
     </w:p>
     <w:p>
@@ -1897,7 +2152,7 @@
         <w:pStyle w:val="ListNumber"/>
       </w:pPr>
       <w:r>
-        <w:t>Reload() lit toutes les arêtes orientées (un seul SELECT sans WHERE), construit la structure CSR en RAM, puis prépare les repères ALT de A* (quelques BFS complets).</w:t>
+        <w:t>GraphPreloader (IHostedService) lance un Thread d'arrière-plan qui appelle InMemoryGraphService.EnsureLoaded().</w:t>
       </w:r>
     </w:p>
     <w:p>
@@ -1905,7 +2160,15 @@
         <w:pStyle w:val="ListNumber"/>
       </w:pPr>
       <w:r>
-        <w:t>Pendant ces quelques secondes, les recherches passent par le BFS SQL palier par palier (repli). Dès que le graphe est prêt (_graph devient non nul, champ volatile), les recherches basculent en mémoire.</w:t>
+        <w:t>EnsureLoaded() -&gt; Reload() lit toutes les arêtes orientées (un seul SELECT sans WHERE en mode SQL, ou la liste en RAM en mode généré), construit la structure CSR, puis prépare les repères ALT de A* (quelques BFS complets).</w:t>
+      </w:r>
+    </w:p>
+    <w:p>
+      <w:pPr>
+        <w:pStyle w:val="ListNumber"/>
+      </w:pPr>
+      <w:r>
+        <w:t>Si une recherche arrive avant la fin du préchargement, HomeController appelle EnsureLoaded() qui construit le graphe SOUS VERROU (une seule fois). Le préchargement n'est donc qu'une optimisation — il n'y a plus de repli SQL palier par palier.</w:t>
       </w:r>
     </w:p>
     <w:p>
@@ -1993,7 +2256,7 @@
       </w:r>
       <w:r>
         <w:br/>
-        <w:t xml:space="preserve">        _graph.Reload();</w:t>
+        <w:t xml:space="preserve">        _graph.EnsureLoaded();</w:t>
       </w:r>
       <w:r>
         <w:br/>
@@ -2013,7 +2276,7 @@
       </w:r>
       <w:r>
         <w:br/>
-        <w:t xml:space="preserve">            "Chargement du graphe en mémoire échoué — la recherche utilisera le BFS SQL");</w:t>
+        <w:t xml:space="preserve">            "Préchargement du graphe échoué — il sera construit à la première recherche");</w:t>
       </w:r>
       <w:r>
         <w:br/>
@@ -2394,7 +2657,7 @@
         <w:pStyle w:val="ListNumber"/>
       </w:pPr>
       <w:r>
-        <w:t>Vérification 1 — condensation SCC (§ 11.5, si calculée) : verdict EXACT d'atteignabilité orientée. « NotReachable » → « aucun chemin », sans aucun parcours.</w:t>
+        <w:t>Vérification 1 (mode SQL seulement) — condensation SCC (§ 11.5, si calculée) : verdict EXACT d'atteignabilité orientée. « NotReachable » → « aucun chemin », sans aucun parcours.</w:t>
       </w:r>
     </w:p>
     <w:p>
@@ -2402,7 +2665,7 @@
         <w:pStyle w:val="ListNumber"/>
       </w:pPr>
       <w:r>
-        <w:t>Vérification 2 — sinon, scan des composantes faibles (§ 11.4, si calculé) : si source et cible sont dans des composantes différentes → « aucun chemin », sans parcours.</w:t>
+        <w:t>Vérification 2 (mode SQL seulement) — sinon, scan des composantes faibles (§ 11.4, si calculé) : si source et cible sont dans des composantes différentes → « aucun chemin », sans parcours.</w:t>
       </w:r>
     </w:p>
     <w:p>
@@ -2410,7 +2673,7 @@
         <w:pStyle w:val="ListNumber"/>
       </w:pPr>
       <w:r>
-        <w:t>Sinon — parcours avec l'algorithme demandé, sur le graphe en mémoire s'il est chargé ; sinon repli sur le BFS SQL palier par palier.</w:t>
+        <w:t>Sinon — EnsureLoaded() (construit le graphe en mémoire si le préchargement n'a pas fini), puis parcours avec l'algorithme demandé. TOUJOURS en mémoire : il n'y a pas de repli SQL.</w:t>
       </w:r>
     </w:p>
     <w:p>
@@ -2488,11 +2751,18 @@
       </w:r>
       <w:r>
         <w:br/>
-        <w:t xml:space="preserve">    // Algorithme demandé, sur le graphe en mémoire (§ 11.7).</w:t>
+        <w:t xml:space="preserve">    // Le graphe en mémoire est garanti prêt (le construit maintenant</w:t>
       </w:r>
       <w:r>
         <w:br/>
-        <w:t xml:space="preserve">    ShortestPathResult? inMemory;</w:t>
+        <w:t xml:space="preserve">    // si le préchargement n'a pas encore fini).</w:t>
+      </w:r>
+      <w:r>
+        <w:br/>
+        <w:t xml:space="preserve">    _graph.EnsureLoaded();</w:t>
+      </w:r>
+      <w:r>
+        <w:br/>
       </w:r>
       <w:r>
         <w:br/>
@@ -2508,11 +2778,7 @@
       </w:r>
       <w:r>
         <w:br/>
-        <w:t xml:space="preserve">            inMemory = _graph.ShortestPathDijkstra(model.Source, model.Target, effectiveMaxDepth);</w:t>
-      </w:r>
-      <w:r>
-        <w:br/>
-        <w:t xml:space="preserve">            break;</w:t>
+        <w:t xml:space="preserve">            return _graph.ShortestPathDijkstra(model.Source, model.Target, effectiveMaxDepth)!;</w:t>
       </w:r>
       <w:r>
         <w:br/>
@@ -2520,11 +2786,7 @@
       </w:r>
       <w:r>
         <w:br/>
-        <w:t xml:space="preserve">            inMemory = _graph.ShortestPathDijkstraBi(model.Source, model.Target, effectiveMaxDepth);</w:t>
-      </w:r>
-      <w:r>
-        <w:br/>
-        <w:t xml:space="preserve">            break;</w:t>
+        <w:t xml:space="preserve">            return _graph.ShortestPathDijkstraBi(model.Source, model.Target, effectiveMaxDepth)!;</w:t>
       </w:r>
       <w:r>
         <w:br/>
@@ -2532,11 +2794,7 @@
       </w:r>
       <w:r>
         <w:br/>
-        <w:t xml:space="preserve">            inMemory = _graph.ShortestPathAStar(model.Source, model.Target, effectiveMaxDepth);</w:t>
-      </w:r>
-      <w:r>
-        <w:br/>
-        <w:t xml:space="preserve">            break;</w:t>
+        <w:t xml:space="preserve">            return _graph.ShortestPathAStar(model.Source, model.Target, effectiveMaxDepth)!;</w:t>
       </w:r>
       <w:r>
         <w:br/>
@@ -2544,57 +2802,11 @@
       </w:r>
       <w:r>
         <w:br/>
-        <w:t xml:space="preserve">            inMemory = _graph.ShortestPath(model.Source, model.Target, effectiveMaxDepth);</w:t>
-      </w:r>
-      <w:r>
-        <w:br/>
-        <w:t xml:space="preserve">            break;</w:t>
+        <w:t xml:space="preserve">            return _graph.ShortestPath(model.Source, model.Target, effectiveMaxDepth)!;</w:t>
       </w:r>
       <w:r>
         <w:br/>
         <w:t xml:space="preserve">    }</w:t>
-      </w:r>
-      <w:r>
-        <w:br/>
-      </w:r>
-      <w:r>
-        <w:br/>
-        <w:t xml:space="preserve">    if (inMemory != null)</w:t>
-      </w:r>
-      <w:r>
-        <w:br/>
-        <w:t xml:space="preserve">    {</w:t>
-      </w:r>
-      <w:r>
-        <w:br/>
-        <w:t xml:space="preserve">        solvedInMemory = true;</w:t>
-      </w:r>
-      <w:r>
-        <w:br/>
-        <w:t xml:space="preserve">        solvedWith = algoKey;</w:t>
-      </w:r>
-      <w:r>
-        <w:br/>
-        <w:t xml:space="preserve">        return inMemory;</w:t>
-      </w:r>
-      <w:r>
-        <w:br/>
-        <w:t xml:space="preserve">    }</w:t>
-      </w:r>
-      <w:r>
-        <w:br/>
-      </w:r>
-      <w:r>
-        <w:br/>
-        <w:t xml:space="preserve">    // Graphe pas encore chargé : repli sur le BFS SQL palier par palier</w:t>
-      </w:r>
-      <w:r>
-        <w:br/>
-        <w:t xml:space="preserve">    // (poids uniformes -&gt; même chemin de toute façon).</w:t>
-      </w:r>
-      <w:r>
-        <w:br/>
-        <w:t xml:space="preserve">    return _repository.ShortestPath(model.Source, model.Target, effectiveMaxDepth);</w:t>
       </w:r>
       <w:r>
         <w:br/>
@@ -2630,7 +2842,15 @@
         <w:pStyle w:val="ListBullet"/>
       </w:pPr>
       <w:r>
-        <w:t>Tableau détaillé : une ligne par arête du chemin (numéro, De, Vers, Transformation). La transformation est relue en base pour chaque arête consécutive (méthode DescribePath).</w:t>
+        <w:t>Tableau détaillé : une ligne par arête du chemin (numéro, De, Vers, Transformation). La transformation vient de GraphDataProvider.DescribePath (relue en base en mode SQL, ou dans le graphe généré).</w:t>
+      </w:r>
+    </w:p>
+    <w:p>
+      <w:pPr>
+        <w:pStyle w:val="ListBullet"/>
+      </w:pPr>
+      <w:r>
+        <w:t>En tête de page : « Source : … » (SQL Server ou graphe généré).</w:t>
       </w:r>
     </w:p>
     <w:p>
@@ -2892,7 +3112,7 @@
           <w:b w:val="0"/>
           <w:i w:val="0"/>
         </w:rPr>
-        <w:t>Tableau de bord des trois optimisations. Chacune balaie la base une fois et écrit son propre résultat. Les actions sont en POST-redirect-GET (bouton → POST → recalcul → redirection vers /Scan) et protégées par un jeton anti-forgery.</w:t>
+        <w:t>Tableau de bord des trois optimisations. La page affiche d'abord la source des données. Les actions sont en POST-redirect-GET (bouton → POST → recalcul → redirection vers /Scan) et protégées par un jeton anti-forgery.</w:t>
       </w:r>
     </w:p>
     <w:tbl>
@@ -2961,7 +3181,7 @@
                 <w:b/>
                 <w:sz w:val="18"/>
               </w:rPr>
-              <w:t>Table(s) écrite(s)</w:t>
+              <w:t>Disponible</w:t>
             </w:r>
           </w:p>
         </w:tc>
@@ -3002,7 +3222,7 @@
               <w:rPr>
                 <w:sz w:val="18"/>
               </w:rPr>
-              <w:t>Union-Find sur toutes les arêtes (sens ignoré)</w:t>
+              <w:t>Union-Find sur toutes les arêtes → NODE_COMPONENT</w:t>
             </w:r>
           </w:p>
         </w:tc>
@@ -3015,7 +3235,7 @@
               <w:rPr>
                 <w:sz w:val="18"/>
               </w:rPr>
-              <w:t>NODE_COMPONENT</w:t>
+              <w:t>mode SQL seulement</w:t>
             </w:r>
           </w:p>
         </w:tc>
@@ -3056,7 +3276,7 @@
               <w:rPr>
                 <w:sz w:val="18"/>
               </w:rPr>
-              <w:t>Kosaraju + graphe condensé</w:t>
+              <w:t>Kosaraju + graphe condensé → NODE_SCC, SCC_EDGE</w:t>
             </w:r>
           </w:p>
         </w:tc>
@@ -3069,7 +3289,7 @@
               <w:rPr>
                 <w:sz w:val="18"/>
               </w:rPr>
-              <w:t>NODE_SCC, SCC_EDGE</w:t>
+              <w:t>mode SQL seulement</w:t>
             </w:r>
           </w:p>
         </w:tc>
@@ -3110,7 +3330,7 @@
               <w:rPr>
                 <w:sz w:val="18"/>
               </w:rPr>
-              <w:t>Reconstruit la structure CSR + les repères ALT</w:t>
+              <w:t>Reconstruit la structure CSR + les repères ALT (RAM)</w:t>
             </w:r>
           </w:p>
         </w:tc>
@@ -3123,12 +3343,21 @@
               <w:rPr>
                 <w:sz w:val="18"/>
               </w:rPr>
-              <w:t>aucune (RAM)</w:t>
+              <w:t>tous modes</w:t>
             </w:r>
           </w:p>
         </w:tc>
       </w:tr>
     </w:tbl>
+    <w:p>
+      <w:r>
+        <w:rPr>
+          <w:b w:val="0"/>
+          <w:i w:val="0"/>
+        </w:rPr>
+        <w:t>En mode graphe généré, les blocs 1 et 2 affichent « réservé au mode SQL » et les POST correspondants répondent par un message (aucune action). Le petit graphe généré n'en a de toute façon aucun besoin.</w:t>
+      </w:r>
+    </w:p>
     <w:p>
       <w:r>
         <w:rPr>
@@ -3603,7 +3832,16 @@
           <w:b w:val="0"/>
           <w:i w:val="0"/>
         </w:rPr>
-        <w:t>DirectedGraph.Build consomme le flux d'arêtes orientées (LineVisEdgRepository.StreamAllDirectedEdges) : indexation des nœuds, comptage des degrés, sommes préfixes → offsets, remplissage. O(n + m), une seule passe sur les arêtes plus une passe de remplissage.</w:t>
+        <w:t>DirectedGraph.Build consomme le flux d'arêtes orientées (GraphDataProvider.StreamAllDirectedEdges — SQL ou graphe généré) : indexation des nœuds, comptage des degrés, sommes préfixes → offsets, remplissage. O(n + m), une seule passe sur les arêtes plus une passe de remplissage.</w:t>
+      </w:r>
+    </w:p>
+    <w:p>
+      <w:r>
+        <w:rPr>
+          <w:b/>
+          <w:i w:val="0"/>
+        </w:rPr>
+        <w:t>En mode SQL, la lecture est un seul SELECT sans WHERE, en flux :</w:t>
       </w:r>
     </w:p>
     <w:p>
@@ -3667,169 +3905,12 @@
       </w:r>
     </w:p>
     <w:p>
-      <w:pPr>
-        <w:pStyle w:val="Heading2"/>
-      </w:pPr>
-      <w:r>
-        <w:t>5.2  Les quatre algorithmes de plus court chemin</w:t>
-      </w:r>
-    </w:p>
-    <w:p>
-      <w:pPr>
-        <w:pStyle w:val="Heading3"/>
-      </w:pPr>
-      <w:r>
-        <w:t>5.2.1  Hypothèse : poids d'arêtes uniformes</w:t>
-      </w:r>
-    </w:p>
-    <w:p>
       <w:r>
         <w:rPr>
-          <w:b w:val="0"/>
+          <w:b/>
           <w:i w:val="0"/>
         </w:rPr>
-        <w:t>Toutes les arêtes ont le même poids, la constante EdgeWeight = 1. Le « coût » d'un chemin est donc son nombre d'arêtes. Conséquences :</w:t>
-      </w:r>
-    </w:p>
-    <w:p>
-      <w:pPr>
-        <w:pStyle w:val="ListBullet"/>
-      </w:pPr>
-      <w:r>
-        <w:t>Un simple BFS suffit à trouver l'optimum : c'est le choix par défaut.</w:t>
-      </w:r>
-    </w:p>
-    <w:p>
-      <w:pPr>
-        <w:pStyle w:val="ListBullet"/>
-      </w:pPr>
-      <w:r>
-        <w:t>Dijkstra et A*, faits pour les graphes pondérés, renvoient exactement le même chemin (à un ex æquo près) — plus lentement. Ils sont fournis comme alternatives prêtes si la colonne Transformation devenait un coût réel.</w:t>
-      </w:r>
-    </w:p>
-    <w:p>
-      <w:pPr>
-        <w:pStyle w:val="ListBullet"/>
-      </w:pPr>
-      <w:r>
-        <w:t>Le seul endroit à modifier pour introduire une pondération est la constante EdgeWeight (et la lecture du poids par arête).</w:t>
-      </w:r>
-    </w:p>
-    <w:p>
-      <w:pPr>
-        <w:pStyle w:val="Heading3"/>
-      </w:pPr>
-      <w:r>
-        <w:t>5.2.2  BFS bidirectionnel  (algo=bfs, défaut)</w:t>
-      </w:r>
-    </w:p>
-    <w:p>
-      <w:r>
-        <w:rPr>
-          <w:b/>
-        </w:rPr>
-        <w:t xml:space="preserve">Méthode : </w:t>
-      </w:r>
-      <w:r>
-        <w:t>DirectedGraph.ShortestPath</w:t>
-      </w:r>
-    </w:p>
-    <w:p>
-      <w:r>
-        <w:rPr>
-          <w:b w:val="0"/>
-          <w:i w:val="0"/>
-        </w:rPr>
-        <w:t>Deux fronts en largeur : l'un avance depuis la source par les successeurs, l'autre depuis la cible par les prédécesseurs ; on alterne un front par palier (step % 2). Dès qu'un nœud est atteint des deux côtés, on recolle les deux demi-chemins (BuildPath). File FIFO, aucun tas.</w:t>
-      </w:r>
-    </w:p>
-    <w:p>
-      <w:r>
-        <w:rPr>
-          <w:b/>
-        </w:rPr>
-        <w:t xml:space="preserve">Complexité : </w:t>
-      </w:r>
-      <w:r>
-        <w:t>≈ 2·b^(R/2) nœuds visités (b = facteur de branchement ≈ degré, R = longueur du chemin), contre b^R pour un BFS à sens unique.</w:t>
-      </w:r>
-    </w:p>
-    <w:p>
-      <w:r>
-        <w:rPr>
-          <w:b/>
-        </w:rPr>
-        <w:t xml:space="preserve">Garde-fou : </w:t>
-      </w:r>
-      <w:r>
-        <w:t>MaxVisitedPerSide = 300 000 nœuds par sens.</w:t>
-      </w:r>
-    </w:p>
-    <w:p>
-      <w:pPr>
-        <w:pStyle w:val="Heading3"/>
-      </w:pPr>
-      <w:r>
-        <w:t>5.2.3  Dijkstra  (algo=dijkstra)</w:t>
-      </w:r>
-    </w:p>
-    <w:p>
-      <w:r>
-        <w:rPr>
-          <w:b/>
-        </w:rPr>
-        <w:t xml:space="preserve">Méthode : </w:t>
-      </w:r>
-      <w:r>
-        <w:t>DirectedGraph.ShortestPathDijkstra</w:t>
-      </w:r>
-    </w:p>
-    <w:p>
-      <w:r>
-        <w:rPr>
-          <w:b w:val="0"/>
-          <w:i w:val="0"/>
-        </w:rPr>
-        <w:t>File de priorité (PriorityQueue de .NET) : on développe toujours le nœud de plus petit coût cumulé depuis la source. Un seul front. « settled » (HashSet) garantit qu'un nœud n'est traité qu'une fois, à sa première extraction (coût alors optimal).</w:t>
-      </w:r>
-    </w:p>
-    <w:p>
-      <w:r>
-        <w:rPr>
-          <w:b/>
-        </w:rPr>
-        <w:t xml:space="preserve">Complexité : </w:t>
-      </w:r>
-      <w:r>
-        <w:t>O((n + m)·log n). Unidirectionnel : fige toute la boule de rayon R, souvent presque tout le graphe.</w:t>
-      </w:r>
-    </w:p>
-    <w:p>
-      <w:pPr>
-        <w:pStyle w:val="Heading3"/>
-      </w:pPr>
-      <w:r>
-        <w:t>5.2.4  Dijkstra bidirectionnel  (algo=dijkstra-bi)</w:t>
-      </w:r>
-    </w:p>
-    <w:p>
-      <w:r>
-        <w:rPr>
-          <w:b/>
-        </w:rPr>
-        <w:t xml:space="preserve">Méthode : </w:t>
-      </w:r>
-      <w:r>
-        <w:t>DirectedGraph.ShortestPathDijkstraBi</w:t>
-      </w:r>
-    </w:p>
-    <w:p>
-      <w:r>
-        <w:rPr>
-          <w:b w:val="0"/>
-          <w:i w:val="0"/>
-        </w:rPr>
-        <w:t>Deux Dijkstra en miroir. Sur un graphe pondéré on ne peut pas s'arrêter au premier nœud vu des deux côtés : on garde le meilleur chemin complet rencontré (best) et on s'arrête quand la somme des deux plus petits coûts encore en file ne peut plus le battre (topF + topB ≥ best). On développe à chaque tour le front qui a le moins de nœuds figés.</w:t>
+        <w:t>En mode graphe généré, le graphe est produit une fois au démarrage (graine fixe), et Build itère simplement la liste en mémoire :</w:t>
       </w:r>
     </w:p>
     <w:p>
@@ -3844,12 +3925,20 @@
         <w:rPr>
           <w:color w:val="6B7280"/>
         </w:rPr>
-        <w:t>// C# — Services/DirectedGraph.cs (condition d'arrêt)</w:t>
+        <w:t>// C# — Services/GeneratedGraphData.cs</w:t>
         <w:br/>
       </w:r>
       <w:r>
         <w:br/>
-        <w:t>while (pqF.Count &gt; 0 &amp;&amp; pqB.Count &gt; 0)</w:t>
+        <w:t>// nodeCount : nombre de nœuds à générer (défaut 5 000 — assez pour que</w:t>
+      </w:r>
+      <w:r>
+        <w:br/>
+        <w:t>// les algorithmes soient intéressants, assez petit pour être instantané).</w:t>
+      </w:r>
+      <w:r>
+        <w:br/>
+        <w:t>public GeneratedGraphData(int nodeCount = 5000)</w:t>
       </w:r>
       <w:r>
         <w:br/>
@@ -3857,26 +3946,100 @@
       </w:r>
       <w:r>
         <w:br/>
-        <w:t xml:space="preserve">    // Condition d'arrêt : plus aucun espoir de battre « best ».</w:t>
+        <w:t xml:space="preserve">    NodeCount = Math.Max(2, nodeCount);</w:t>
       </w:r>
       <w:r>
         <w:br/>
-        <w:t xml:space="preserve">    if (pqF.TryPeek(out _, out var topF) &amp;&amp; pqB.TryPeek(out _, out var topB)</w:t>
       </w:r>
       <w:r>
         <w:br/>
-        <w:t xml:space="preserve">        &amp;&amp; (long)topF + topB &gt;= best)</w:t>
+        <w:t xml:space="preserve">    var random = new Random(Seed);</w:t>
       </w:r>
       <w:r>
         <w:br/>
-        <w:t xml:space="preserve">        break;</w:t>
+        <w:t xml:space="preserve">    var seenPairs = new HashSet&lt;(int, int)&gt;();</w:t>
       </w:r>
       <w:r>
         <w:br/>
+        <w:t xml:space="preserve">    _edges = new List&lt;(string, string)&gt;();</w:t>
       </w:r>
       <w:r>
         <w:br/>
-        <w:t xml:space="preserve">    if (settledF.Count + settledB.Count &gt; MaxVisited) break;</w:t>
+        <w:t xml:space="preserve">    _transformationByEdge = new Dictionary&lt;(string, string), string&gt;();</w:t>
+      </w:r>
+      <w:r>
+        <w:br/>
+      </w:r>
+      <w:r>
+        <w:br/>
+        <w:t xml:space="preserve">    for (var i = 1; i &lt;= NodeCount; i++)</w:t>
+      </w:r>
+      <w:r>
+        <w:br/>
+        <w:t xml:space="preserve">    {</w:t>
+      </w:r>
+      <w:r>
+        <w:br/>
+        <w:t xml:space="preserve">        var outDegree = random.Next(MinOutDegree, MaxOutDegree + 1);</w:t>
+      </w:r>
+      <w:r>
+        <w:br/>
+        <w:t xml:space="preserve">        for (var k = 0; k &lt; outDegree; k++)</w:t>
+      </w:r>
+      <w:r>
+        <w:br/>
+        <w:t xml:space="preserve">        {</w:t>
+      </w:r>
+      <w:r>
+        <w:br/>
+        <w:t xml:space="preserve">            var j = random.Next(1, NodeCount + 1);</w:t>
+      </w:r>
+      <w:r>
+        <w:br/>
+        <w:t xml:space="preserve">            if (j == i || !seenPairs.Add((i, j)))</w:t>
+      </w:r>
+      <w:r>
+        <w:br/>
+        <w:t xml:space="preserve">                continue;</w:t>
+      </w:r>
+      <w:r>
+        <w:br/>
+      </w:r>
+      <w:r>
+        <w:br/>
+        <w:t xml:space="preserve">            var edge = ("N" + i, "N" + j);</w:t>
+      </w:r>
+      <w:r>
+        <w:br/>
+        <w:t xml:space="preserve">            _edges.Add(edge);</w:t>
+      </w:r>
+      <w:r>
+        <w:br/>
+        <w:t xml:space="preserve">            _transformationByEdge[edge] =</w:t>
+      </w:r>
+      <w:r>
+        <w:br/>
+        <w:t xml:space="preserve">                TransformationLabels[random.Next(TransformationLabels.Length)];</w:t>
+      </w:r>
+      <w:r>
+        <w:br/>
+        <w:t xml:space="preserve">        }</w:t>
+      </w:r>
+      <w:r>
+        <w:br/>
+        <w:t xml:space="preserve">    }</w:t>
+      </w:r>
+      <w:r>
+        <w:br/>
+        <w:t>}</w:t>
+      </w:r>
+    </w:p>
+    <w:p>
+      <w:pPr>
+        <w:pStyle w:val="Heading2"/>
+      </w:pPr>
+      <w:r>
+        <w:t>5.2  Les quatre algorithmes de plus court chemin</w:t>
       </w:r>
     </w:p>
     <w:p>
@@ -3884,7 +4047,48 @@
         <w:pStyle w:val="Heading3"/>
       </w:pPr>
       <w:r>
-        <w:t>5.2.5  A*  (algo=astar) — heuristique ALT</w:t>
+        <w:t>5.2.1  Hypothèse : poids d'arêtes uniformes</w:t>
+      </w:r>
+    </w:p>
+    <w:p>
+      <w:r>
+        <w:rPr>
+          <w:b w:val="0"/>
+          <w:i w:val="0"/>
+        </w:rPr>
+        <w:t>Toutes les arêtes ont le même poids, la constante EdgeWeight = 1. Le « coût » d'un chemin est donc son nombre d'arêtes. Conséquences :</w:t>
+      </w:r>
+    </w:p>
+    <w:p>
+      <w:pPr>
+        <w:pStyle w:val="ListBullet"/>
+      </w:pPr>
+      <w:r>
+        <w:t>Un simple BFS suffit à trouver l'optimum : c'est le choix par défaut.</w:t>
+      </w:r>
+    </w:p>
+    <w:p>
+      <w:pPr>
+        <w:pStyle w:val="ListBullet"/>
+      </w:pPr>
+      <w:r>
+        <w:t>Dijkstra et A*, faits pour les graphes pondérés, renvoient exactement le même chemin (à un ex æquo près) — plus lentement. Ils sont fournis comme alternatives prêtes si la colonne Transformation devenait un coût réel.</w:t>
+      </w:r>
+    </w:p>
+    <w:p>
+      <w:pPr>
+        <w:pStyle w:val="ListBullet"/>
+      </w:pPr>
+      <w:r>
+        <w:t>Le seul endroit à modifier pour introduire une pondération est la constante EdgeWeight (et la lecture du poids par arête).</w:t>
+      </w:r>
+    </w:p>
+    <w:p>
+      <w:pPr>
+        <w:pStyle w:val="Heading3"/>
+      </w:pPr>
+      <w:r>
+        <w:t>5.2.2  BFS bidirectionnel  (algo=bfs, défaut)</w:t>
       </w:r>
     </w:p>
     <w:p>
@@ -3895,7 +4099,7 @@
         <w:t xml:space="preserve">Méthode : </w:t>
       </w:r>
       <w:r>
-        <w:t>DirectedGraph.ShortestPathAStar  +  Heuristic  +  PrepareLandmarks</w:t>
+        <w:t>DirectedGraph.ShortestPath</w:t>
       </w:r>
     </w:p>
     <w:p>
@@ -3904,31 +4108,48 @@
           <w:b w:val="0"/>
           <w:i w:val="0"/>
         </w:rPr>
-        <w:t>A* = Dijkstra classant les nœuds par g(n) + h(n), où h(n) estime le coût restant jusqu'à la cible. Pour que le résultat reste optimal, h doit être ADMISSIBLE (ne jamais surestimer). Les nœuds n'ayant ni coordonnées ni poids géographiques, on ne peut pas faire de distance à vol d'oiseau : on utilise l'heuristique ALT (A*, Landmarks, Triangle inequality).</w:t>
+        <w:t>Deux fronts en largeur : l'un avance depuis la source par les successeurs, l'autre depuis la cible par les prédécesseurs ; on alterne un front par palier (step % 2). Dès qu'un nœud est atteint des deux côtés, on recolle les deux demi-chemins (BuildPath). File FIFO, aucun tas.</w:t>
+      </w:r>
+    </w:p>
+    <w:p>
+      <w:r>
+        <w:rPr>
+          <w:b/>
+        </w:rPr>
+        <w:t xml:space="preserve">Complexité : </w:t>
+      </w:r>
+      <w:r>
+        <w:t>≈ 2·b^(R/2) nœuds visités (b = facteur de branchement ≈ degré, R = longueur du chemin), contre b^R pour un BFS à sens unique.</w:t>
+      </w:r>
+    </w:p>
+    <w:p>
+      <w:r>
+        <w:rPr>
+          <w:b/>
+        </w:rPr>
+        <w:t xml:space="preserve">Garde-fou : </w:t>
+      </w:r>
+      <w:r>
+        <w:t>MaxVisitedPerSide = 300 000 nœuds par sens.</w:t>
       </w:r>
     </w:p>
     <w:p>
       <w:pPr>
-        <w:pStyle w:val="ListNumber"/>
+        <w:pStyle w:val="Heading3"/>
       </w:pPr>
       <w:r>
-        <w:t>PrepareLandmarks choisit 6 « repères » bien étalés (farthest-first : chaque nouveau repère est le nœud le plus loin des précédents).</w:t>
+        <w:t>5.2.3  Dijkstra  (algo=dijkstra)</w:t>
       </w:r>
     </w:p>
     <w:p>
-      <w:pPr>
-        <w:pStyle w:val="ListNumber"/>
-      </w:pPr>
-      <w:r>
-        <w:t>Pour chaque repère, on précalcule par BFS sa distance VERS tous les nœuds et DEPUIS tous les nœuds (2 BFS complets par repère).</w:t>
-      </w:r>
-    </w:p>
-    <w:p>
-      <w:pPr>
-        <w:pStyle w:val="ListNumber"/>
-      </w:pPr>
-      <w:r>
-        <w:t>L'inégalité triangulaire donne alors une borne inférieure valable de dist(n, cible) : le maximum sur les repères de (dist(repère, cible) − dist(repère, n)) et de (dist(n, repère) − dist(cible, repère)).</w:t>
+      <w:r>
+        <w:rPr>
+          <w:b/>
+        </w:rPr>
+        <w:t xml:space="preserve">Méthode : </w:t>
+      </w:r>
+      <w:r>
+        <w:t>DirectedGraph.ShortestPathDijkstra</w:t>
       </w:r>
     </w:p>
     <w:p>
@@ -3937,7 +4158,46 @@
           <w:b w:val="0"/>
           <w:i w:val="0"/>
         </w:rPr>
-        <w:t>Tant que PrepareLandmarks n'a pas tourné, h = 0 et A* se comporte exactement comme Dijkstra.</w:t>
+        <w:t>File de priorité (PriorityQueue de .NET) : on développe toujours le nœud de plus petit coût cumulé depuis la source. Un seul front. « settled » (HashSet) garantit qu'un nœud n'est traité qu'une fois, à sa première extraction (coût alors optimal).</w:t>
+      </w:r>
+    </w:p>
+    <w:p>
+      <w:r>
+        <w:rPr>
+          <w:b/>
+        </w:rPr>
+        <w:t xml:space="preserve">Complexité : </w:t>
+      </w:r>
+      <w:r>
+        <w:t>O((n + m)·log n). Unidirectionnel : fige toute la boule de rayon R, souvent presque tout le graphe.</w:t>
+      </w:r>
+    </w:p>
+    <w:p>
+      <w:pPr>
+        <w:pStyle w:val="Heading3"/>
+      </w:pPr>
+      <w:r>
+        <w:t>5.2.4  Dijkstra bidirectionnel  (algo=dijkstra-bi)</w:t>
+      </w:r>
+    </w:p>
+    <w:p>
+      <w:r>
+        <w:rPr>
+          <w:b/>
+        </w:rPr>
+        <w:t xml:space="preserve">Méthode : </w:t>
+      </w:r>
+      <w:r>
+        <w:t>DirectedGraph.ShortestPathDijkstraBi</w:t>
+      </w:r>
+    </w:p>
+    <w:p>
+      <w:r>
+        <w:rPr>
+          <w:b w:val="0"/>
+          <w:i w:val="0"/>
+        </w:rPr>
+        <w:t>Deux Dijkstra en miroir. Sur un graphe pondéré on ne peut pas s'arrêter au premier nœud vu des deux côtés : on garde le meilleur chemin complet rencontré (best) et on s'arrête quand la somme des deux plus petits coûts encore en file ne peut plus le battre (topF + topB ≥ best). On développe à chaque tour le front qui a le moins de nœuds figés.</w:t>
       </w:r>
     </w:p>
     <w:p>
@@ -3952,12 +4212,12 @@
         <w:rPr>
           <w:color w:val="6B7280"/>
         </w:rPr>
-        <w:t>// C# — Services/DirectedGraph.cs (heuristique ALT)</w:t>
+        <w:t>// C# — Services/DirectedGraph.cs (condition d'arrêt)</w:t>
         <w:br/>
       </w:r>
       <w:r>
         <w:br/>
-        <w:t>private int Heuristic(int n, int t)</w:t>
+        <w:t>while (pqF.Count &gt; 0 &amp;&amp; pqB.Count &gt; 0)</w:t>
       </w:r>
       <w:r>
         <w:br/>
@@ -3965,89 +4225,26 @@
       </w:r>
       <w:r>
         <w:br/>
-        <w:t xml:space="preserve">    if (_lmDistFrom == null || _lmDistTo == null) return 0; // pas de repères</w:t>
+        <w:t xml:space="preserve">    // Condition d'arrêt : plus aucun espoir de battre « best ».</w:t>
       </w:r>
       <w:r>
         <w:br/>
+        <w:t xml:space="preserve">    if (pqF.TryPeek(out _, out var topF) &amp;&amp; pqB.TryPeek(out _, out var topB)</w:t>
       </w:r>
       <w:r>
         <w:br/>
-        <w:t xml:space="preserve">    var h = 0;</w:t>
+        <w:t xml:space="preserve">        &amp;&amp; (long)topF + topB &gt;= best)</w:t>
       </w:r>
       <w:r>
         <w:br/>
-        <w:t xml:space="preserve">    for (var k = 0; k &lt; _lmDistFrom.Length; k++)</w:t>
+        <w:t xml:space="preserve">        break;</w:t>
       </w:r>
       <w:r>
         <w:br/>
-        <w:t xml:space="preserve">    {</w:t>
       </w:r>
       <w:r>
         <w:br/>
-        <w:t xml:space="preserve">        var fromN = _lmDistFrom[k][n];</w:t>
-      </w:r>
-      <w:r>
-        <w:br/>
-        <w:t xml:space="preserve">        var fromT = _lmDistFrom[k][t];</w:t>
-      </w:r>
-      <w:r>
-        <w:br/>
-        <w:t xml:space="preserve">        if (fromN != int.MaxValue &amp;&amp; fromT != int.MaxValue)</w:t>
-      </w:r>
-      <w:r>
-        <w:br/>
-        <w:t xml:space="preserve">        {</w:t>
-      </w:r>
-      <w:r>
-        <w:br/>
-        <w:t xml:space="preserve">            var lb = fromT - fromN;</w:t>
-      </w:r>
-      <w:r>
-        <w:br/>
-        <w:t xml:space="preserve">            if (lb &gt; h) h = lb;</w:t>
-      </w:r>
-      <w:r>
-        <w:br/>
-        <w:t xml:space="preserve">        }</w:t>
-      </w:r>
-      <w:r>
-        <w:br/>
-      </w:r>
-      <w:r>
-        <w:br/>
-        <w:t xml:space="preserve">        var toN = _lmDistTo[k][n];</w:t>
-      </w:r>
-      <w:r>
-        <w:br/>
-        <w:t xml:space="preserve">        var toT = _lmDistTo[k][t];</w:t>
-      </w:r>
-      <w:r>
-        <w:br/>
-        <w:t xml:space="preserve">        if (toN != int.MaxValue &amp;&amp; toT != int.MaxValue)</w:t>
-      </w:r>
-      <w:r>
-        <w:br/>
-        <w:t xml:space="preserve">        {</w:t>
-      </w:r>
-      <w:r>
-        <w:br/>
-        <w:t xml:space="preserve">            var lb = toN - toT;</w:t>
-      </w:r>
-      <w:r>
-        <w:br/>
-        <w:t xml:space="preserve">            if (lb &gt; h) h = lb;</w:t>
-      </w:r>
-      <w:r>
-        <w:br/>
-        <w:t xml:space="preserve">        }</w:t>
-      </w:r>
-      <w:r>
-        <w:br/>
-        <w:t xml:space="preserve">    }</w:t>
-      </w:r>
-      <w:r>
-        <w:br/>
-        <w:t xml:space="preserve">    return h;</w:t>
+        <w:t xml:space="preserve">    if (settledF.Count + settledB.Count &gt; MaxVisited) break;</w:t>
       </w:r>
     </w:p>
     <w:p>
@@ -4055,7 +4252,18 @@
         <w:pStyle w:val="Heading3"/>
       </w:pPr>
       <w:r>
-        <w:t>5.2.6  Comparatif</w:t>
+        <w:t>5.2.5  A*  (algo=astar) — heuristique ALT</w:t>
+      </w:r>
+    </w:p>
+    <w:p>
+      <w:r>
+        <w:rPr>
+          <w:b/>
+        </w:rPr>
+        <w:t xml:space="preserve">Méthode : </w:t>
+      </w:r>
+      <w:r>
+        <w:t>DirectedGraph.ShortestPathAStar  +  Heuristic  +  PrepareLandmarks</w:t>
       </w:r>
     </w:p>
     <w:p>
@@ -4064,7 +4272,167 @@
           <w:b w:val="0"/>
           <w:i w:val="0"/>
         </w:rPr>
-        <w:t>Mesures : moyenne sur 200–300 appels, sur le graphe en mémoire, hors serveur web et hors cache (jeu de démonstration : 100 008 nœuds, 400 787 arêtes, graphe aléatoire, poids = 1). Machine de développement — c'est le rapport entre algorithmes qui compte.</w:t>
+        <w:t>A* = Dijkstra classant les nœuds par g(n) + h(n), où h(n) estime le coût restant jusqu'à la cible. Pour que le résultat reste optimal, h doit être ADMISSIBLE (ne jamais surestimer). Les nœuds n'ayant ni coordonnées ni poids géographiques, on ne peut pas faire de distance à vol d'oiseau : on utilise l'heuristique ALT (A*, Landmarks, Triangle inequality).</w:t>
+      </w:r>
+    </w:p>
+    <w:p>
+      <w:pPr>
+        <w:pStyle w:val="ListNumber"/>
+      </w:pPr>
+      <w:r>
+        <w:t>PrepareLandmarks choisit 6 « repères » bien étalés (farthest-first : chaque nouveau repère est le nœud le plus loin des précédents).</w:t>
+      </w:r>
+    </w:p>
+    <w:p>
+      <w:pPr>
+        <w:pStyle w:val="ListNumber"/>
+      </w:pPr>
+      <w:r>
+        <w:t>Pour chaque repère, on précalcule par BFS sa distance VERS tous les nœuds et DEPUIS tous les nœuds (2 BFS complets par repère).</w:t>
+      </w:r>
+    </w:p>
+    <w:p>
+      <w:pPr>
+        <w:pStyle w:val="ListNumber"/>
+      </w:pPr>
+      <w:r>
+        <w:t>L'inégalité triangulaire donne alors une borne inférieure valable de dist(n, cible) : le maximum sur les repères de (dist(repère, cible) − dist(repère, n)) et de (dist(n, repère) − dist(cible, repère)).</w:t>
+      </w:r>
+    </w:p>
+    <w:p>
+      <w:r>
+        <w:rPr>
+          <w:b w:val="0"/>
+          <w:i w:val="0"/>
+        </w:rPr>
+        <w:t>Tant que PrepareLandmarks n'a pas tourné, h = 0 et A* se comporte exactement comme Dijkstra.</w:t>
+      </w:r>
+    </w:p>
+    <w:p>
+      <w:pPr>
+        <w:pStyle w:val="CodeBlock"/>
+        <w:shd w:val="clear" w:color="auto" w:fill="F2F2F2"/>
+        <w:pBdr>
+          <w:left w:val="single" w:sz="18" w:space="6" w:color="9CA3AF"/>
+        </w:pBdr>
+      </w:pPr>
+      <w:r>
+        <w:rPr>
+          <w:color w:val="6B7280"/>
+        </w:rPr>
+        <w:t>// C# — Services/DirectedGraph.cs (heuristique ALT)</w:t>
+        <w:br/>
+      </w:r>
+      <w:r>
+        <w:br/>
+        <w:t>private int Heuristic(int n, int t)</w:t>
+      </w:r>
+      <w:r>
+        <w:br/>
+        <w:t>{</w:t>
+      </w:r>
+      <w:r>
+        <w:br/>
+        <w:t xml:space="preserve">    if (_lmDistFrom == null || _lmDistTo == null) return 0; // pas de repères</w:t>
+      </w:r>
+      <w:r>
+        <w:br/>
+      </w:r>
+      <w:r>
+        <w:br/>
+        <w:t xml:space="preserve">    var h = 0;</w:t>
+      </w:r>
+      <w:r>
+        <w:br/>
+        <w:t xml:space="preserve">    for (var k = 0; k &lt; _lmDistFrom.Length; k++)</w:t>
+      </w:r>
+      <w:r>
+        <w:br/>
+        <w:t xml:space="preserve">    {</w:t>
+      </w:r>
+      <w:r>
+        <w:br/>
+        <w:t xml:space="preserve">        var fromN = _lmDistFrom[k][n];</w:t>
+      </w:r>
+      <w:r>
+        <w:br/>
+        <w:t xml:space="preserve">        var fromT = _lmDistFrom[k][t];</w:t>
+      </w:r>
+      <w:r>
+        <w:br/>
+        <w:t xml:space="preserve">        if (fromN != int.MaxValue &amp;&amp; fromT != int.MaxValue)</w:t>
+      </w:r>
+      <w:r>
+        <w:br/>
+        <w:t xml:space="preserve">        {</w:t>
+      </w:r>
+      <w:r>
+        <w:br/>
+        <w:t xml:space="preserve">            var lb = fromT - fromN;</w:t>
+      </w:r>
+      <w:r>
+        <w:br/>
+        <w:t xml:space="preserve">            if (lb &gt; h) h = lb;</w:t>
+      </w:r>
+      <w:r>
+        <w:br/>
+        <w:t xml:space="preserve">        }</w:t>
+      </w:r>
+      <w:r>
+        <w:br/>
+      </w:r>
+      <w:r>
+        <w:br/>
+        <w:t xml:space="preserve">        var toN = _lmDistTo[k][n];</w:t>
+      </w:r>
+      <w:r>
+        <w:br/>
+        <w:t xml:space="preserve">        var toT = _lmDistTo[k][t];</w:t>
+      </w:r>
+      <w:r>
+        <w:br/>
+        <w:t xml:space="preserve">        if (toN != int.MaxValue &amp;&amp; toT != int.MaxValue)</w:t>
+      </w:r>
+      <w:r>
+        <w:br/>
+        <w:t xml:space="preserve">        {</w:t>
+      </w:r>
+      <w:r>
+        <w:br/>
+        <w:t xml:space="preserve">            var lb = toN - toT;</w:t>
+      </w:r>
+      <w:r>
+        <w:br/>
+        <w:t xml:space="preserve">            if (lb &gt; h) h = lb;</w:t>
+      </w:r>
+      <w:r>
+        <w:br/>
+        <w:t xml:space="preserve">        }</w:t>
+      </w:r>
+      <w:r>
+        <w:br/>
+        <w:t xml:space="preserve">    }</w:t>
+      </w:r>
+      <w:r>
+        <w:br/>
+        <w:t xml:space="preserve">    return h;</w:t>
+      </w:r>
+    </w:p>
+    <w:p>
+      <w:pPr>
+        <w:pStyle w:val="Heading3"/>
+      </w:pPr>
+      <w:r>
+        <w:t>5.2.6  Comparatif</w:t>
+      </w:r>
+    </w:p>
+    <w:p>
+      <w:r>
+        <w:rPr>
+          <w:b w:val="0"/>
+          <w:i w:val="0"/>
+        </w:rPr>
+        <w:t>Mesures : moyenne sur 200–300 appels, sur le graphe en mémoire, hors serveur web et hors cache (mode SQL, jeu de démonstration : 100 008 nœuds, 400 787 arêtes, graphe aléatoire, poids = 1). Machine de développement — c'est le rapport entre algorithmes qui compte. En mode graphe généré (5 000 nœuds) tous les algorithmes sont sous la milliseconde, les écarts restent dans le même sens.</w:t>
       </w:r>
     </w:p>
     <w:tbl>
@@ -4530,7 +4898,7 @@
           <w:b w:val="0"/>
           <w:i w:val="0"/>
         </w:rPr>
-        <w:t>Puis, dans la fabrique du cache : court-circuits SCC / scan, sinon switch sur algoKey vers la bonne méthode du graphe en mémoire, sinon repli BFS SQL (voir l'extrait du § 4.1.2).</w:t>
+        <w:t>Puis, dans la fabrique du cache : court-circuits SCC / scan (mode SQL), sinon EnsureLoaded() puis switch sur algoKey vers la bonne méthode du graphe en mémoire — toujours en mémoire (voir l'extrait du § 4.1.2).</w:t>
       </w:r>
     </w:p>
     <w:p>
@@ -4566,7 +4934,7 @@
         <w:pStyle w:val="ListNumber"/>
       </w:pPr>
       <w:r>
-        <w:t>Balayer toutes les arêtes (StreamAllEdges, sens non dérivé) et les fusionner dans une structure Union-Find en mémoire (compression de chemin + union par rang, quasi O(1) amorti).</w:t>
+        <w:t>Balayer toutes les arêtes (GraphDataProvider.StreamAllEdges, sens non dérivé) et les fusionner dans une structure Union-Find en mémoire (compression de chemin + union par rang, quasi O(1) amorti).</w:t>
       </w:r>
     </w:p>
     <w:p>
@@ -4583,6 +4951,15 @@
       </w:pPr>
       <w:r>
         <w:t>Écrire (NodeId, ComponentId) en masse dans dbo.NODE_COMPONENT.</w:t>
+      </w:r>
+    </w:p>
+    <w:p>
+      <w:r>
+        <w:rPr>
+          <w:b w:val="0"/>
+          <w:i/>
+        </w:rPr>
+        <w:t>Réservé au mode SQL : ScanController ne l'appelle qu'alors.</w:t>
       </w:r>
     </w:p>
     <w:p>
@@ -4947,7 +5324,7 @@
               <w:rPr>
                 <w:sz w:val="18"/>
               </w:rPr>
-              <w:t>1. Condensation SCC (si calculée)</w:t>
+              <w:t>1. Condensation SCC (mode SQL, si calculée)</w:t>
             </w:r>
           </w:p>
         </w:tc>
@@ -4988,7 +5365,7 @@
               <w:rPr>
                 <w:sz w:val="18"/>
               </w:rPr>
-              <w:t>2. Composantes faibles (si SCC absente)</w:t>
+              <w:t>2. Composantes faibles (mode SQL, si SCC absente)</w:t>
             </w:r>
           </w:p>
         </w:tc>
@@ -5070,7 +5447,7 @@
               <w:rPr>
                 <w:sz w:val="18"/>
               </w:rPr>
-              <w:t>4. Parcours (algo choisi, en mémoire)</w:t>
+              <w:t>4. EnsureLoaded() + parcours (algo choisi, en mémoire)</w:t>
             </w:r>
           </w:p>
         </w:tc>
@@ -5084,47 +5461,6 @@
                 <w:sz w:val="18"/>
               </w:rPr>
               <w:t>voir § 5.2.6</w:t>
-            </w:r>
-          </w:p>
-        </w:tc>
-        <w:tc>
-          <w:tcPr>
-            <w:tcW w:type="dxa" w:w="2880"/>
-          </w:tcPr>
-          <w:p>
-            <w:r>
-              <w:rPr>
-                <w:sz w:val="18"/>
-              </w:rPr>
-              <w:t>OUI / NON définitif</w:t>
-            </w:r>
-          </w:p>
-        </w:tc>
-      </w:tr>
-      <w:tr>
-        <w:tc>
-          <w:tcPr>
-            <w:tcW w:type="dxa" w:w="2880"/>
-          </w:tcPr>
-          <w:p>
-            <w:r>
-              <w:rPr>
-                <w:sz w:val="18"/>
-              </w:rPr>
-              <w:t>5. Repli BFS SQL (graphe pas encore chargé)</w:t>
-            </w:r>
-          </w:p>
-        </w:tc>
-        <w:tc>
-          <w:tcPr>
-            <w:tcW w:type="dxa" w:w="2880"/>
-          </w:tcPr>
-          <w:p>
-            <w:r>
-              <w:rPr>
-                <w:sz w:val="18"/>
-              </w:rPr>
-              <w:t>réseau + SQL par palier</w:t>
             </w:r>
           </w:p>
         </w:tc>
@@ -5143,6 +5479,15 @@
         </w:tc>
       </w:tr>
     </w:tbl>
+    <w:p>
+      <w:r>
+        <w:rPr>
+          <w:b w:val="0"/>
+          <w:i/>
+        </w:rPr>
+        <w:t>Il n'y a plus d'étape « repli SQL » : le parcours est TOUJOURS en mémoire, EnsureLoaded() garantit que le graphe est construit.</w:t>
+      </w:r>
+    </w:p>
     <w:p>
       <w:pPr>
         <w:pStyle w:val="Heading2"/>
@@ -5717,7 +6062,7 @@
         <w:pStyle w:val="ListBullet"/>
       </w:pPr>
       <w:r>
-        <w:t>Chargement CSR au démarrage : ~1,2–2,0 s pour 100 000 nœuds ; repères ALT : ~0,2–0,5 s de plus. En tâche de fond, le serveur répond pendant ce temps.</w:t>
+        <w:t>Chargement CSR au démarrage : ~1,2–2,0 s pour 100 000 nœuds (mode SQL), ~35 ms pour 5 000 nœuds (mode généré) ; repères ALT : ~0,2–0,5 s de plus en mode SQL. En tâche de fond, le serveur répond pendant ce temps.</w:t>
       </w:r>
     </w:p>
     <w:p>
@@ -5725,7 +6070,7 @@
         <w:pStyle w:val="ListBullet"/>
       </w:pPr>
       <w:r>
-        <w:t>Recherche en mémoire : voir tableau § 5.2.6 (de 0,04 ms à ~20 ms selon l'algorithme et le cas).</w:t>
+        <w:t>Recherche en mémoire : voir tableau § 5.2.6 (de 0,04 ms à ~20 ms selon l'algorithme et le cas, mode SQL ; toujours &lt; 1 ms en mode généré).</w:t>
       </w:r>
     </w:p>
     <w:p>
@@ -5733,7 +6078,7 @@
         <w:pStyle w:val="ListBullet"/>
       </w:pPr>
       <w:r>
-        <w:t>Recherche par repli SQL : dépend du réseau et de la profondeur ; c'est l'ancien mode de dotnet-mvc, borné à 30 000 nœuds par sens.</w:t>
+        <w:t>Premier appel avant fin du préchargement : EnsureLoaded() bloque la requête le temps de construire le graphe (rare, ~2 s en mode SQL).</w:t>
       </w:r>
     </w:p>
     <w:p>
@@ -5941,7 +6286,7 @@
               <w:rPr>
                 <w:sz w:val="18"/>
               </w:rPr>
-              <w:t>maxVisitedPerSide = 30 000</w:t>
+              <w:t>verrou _loadLock</w:t>
             </w:r>
           </w:p>
         </w:tc>
@@ -5954,7 +6299,7 @@
               <w:rPr>
                 <w:sz w:val="18"/>
               </w:rPr>
-              <w:t>LineVisEdgRepository (BFS SQL)</w:t>
+              <w:t>InMemoryGraphService</w:t>
             </w:r>
           </w:p>
         </w:tc>
@@ -5967,7 +6312,48 @@
               <w:rPr>
                 <w:sz w:val="18"/>
               </w:rPr>
-              <w:t>Idem, plus strict (latence réseau)</w:t>
+              <w:t>EnsureLoaded() ne construit le graphe qu'une seule fois même sous requêtes concurrentes</w:t>
+            </w:r>
+          </w:p>
+        </w:tc>
+      </w:tr>
+      <w:tr>
+        <w:tc>
+          <w:tcPr>
+            <w:tcW w:type="dxa" w:w="2880"/>
+          </w:tcPr>
+          <w:p>
+            <w:r>
+              <w:rPr>
+                <w:sz w:val="18"/>
+              </w:rPr>
+              <w:t>Connect Timeout = 3 s</w:t>
+            </w:r>
+          </w:p>
+        </w:tc>
+        <w:tc>
+          <w:tcPr>
+            <w:tcW w:type="dxa" w:w="2880"/>
+          </w:tcPr>
+          <w:p>
+            <w:r>
+              <w:rPr>
+                <w:sz w:val="18"/>
+              </w:rPr>
+              <w:t>LineVisEdgRepository.CanConnect</w:t>
+            </w:r>
+          </w:p>
+        </w:tc>
+        <w:tc>
+          <w:tcPr>
+            <w:tcW w:type="dxa" w:w="2880"/>
+          </w:tcPr>
+          <w:p>
+            <w:r>
+              <w:rPr>
+                <w:sz w:val="18"/>
+              </w:rPr>
+              <w:t>La sonde SQL du mode auto ne retarde pas le démarrage si la base est absente</w:t>
             </w:r>
           </w:p>
         </w:tc>
@@ -6116,7 +6502,7 @@
         <w:pStyle w:val="ListBullet"/>
       </w:pPr>
       <w:r>
-        <w:t>Les tables de pré-calcul sont recréées en entier à chaque exécution : pas de mise à jour incrémentale, et une exécution concurrente de deux scans du même type n'est pas protégée (usage attendu : un opérateur, ponctuellement).</w:t>
+        <w:t>Mode graphe généré : c'est une DÉMONSTRATION, pas les vraies données. Les pré-calculs § 11.4 / § 11.5 y sont désactivés.</w:t>
       </w:r>
     </w:p>
     <w:p>
@@ -6124,7 +6510,15 @@
         <w:pStyle w:val="ListBullet"/>
       </w:pPr>
       <w:r>
-        <w:t>Le graphe en mémoire est un instantané : après modification de LINE_VIS_EDG il faut relancer /Scan/ReloadGraph (et les deux autres pré-calculs).</w:t>
+        <w:t>Les tables de pré-calcul sont recréées en entier à chaque exécution : pas de mise à jour incrémentale, et une exécution concurrente de deux scans du même type n'est pas protégée (usage attendu : un opérateur, ponctuellement).</w:t>
+      </w:r>
+    </w:p>
+    <w:p>
+      <w:pPr>
+        <w:pStyle w:val="ListBullet"/>
+      </w:pPr>
+      <w:r>
+        <w:t>Le graphe en mémoire est un instantané : après modification de la source il faut relancer /Scan/ReloadGraph (et, en mode SQL, les deux autres pré-calculs).</w:t>
       </w:r>
     </w:p>
     <w:p>
@@ -6255,7 +6649,7 @@
               <w:rPr>
                 <w:sz w:val="16"/>
               </w:rPr>
-              <w:t>Controllers/HomeController.cs</w:t>
+              <w:t>appsettings.json</w:t>
             </w:r>
           </w:p>
         </w:tc>
@@ -6268,7 +6662,7 @@
               <w:rPr>
                 <w:sz w:val="16"/>
               </w:rPr>
-              <w:t>Controller</w:t>
+              <w:t>Configuration</w:t>
             </w:r>
           </w:p>
         </w:tc>
@@ -6281,7 +6675,7 @@
               <w:rPr>
                 <w:sz w:val="16"/>
               </w:rPr>
-              <w:t>Recherche de chemin : pipeline SCC → scan → algo → cache</w:t>
+              <w:t>Data:Source (auto|sql|generated), Data:GeneratedNodes, Database:*</w:t>
             </w:r>
           </w:p>
         </w:tc>
@@ -6296,7 +6690,7 @@
               <w:rPr>
                 <w:sz w:val="16"/>
               </w:rPr>
-              <w:t>Controllers/ScanController.cs</w:t>
+              <w:t>Controllers/HomeController.cs</w:t>
             </w:r>
           </w:p>
         </w:tc>
@@ -6322,7 +6716,7 @@
               <w:rPr>
                 <w:sz w:val="16"/>
               </w:rPr>
-              <w:t>Page /Scan : statuts + déclenchement des pré-calculs</w:t>
+              <w:t>Recherche de chemin : (mode SQL) SCC → scan, puis EnsureLoaded + algo + cache</w:t>
             </w:r>
           </w:p>
         </w:tc>
@@ -6337,7 +6731,7 @@
               <w:rPr>
                 <w:sz w:val="16"/>
               </w:rPr>
-              <w:t>Controllers/GraphesController.cs</w:t>
+              <w:t>Controllers/ScanController.cs</w:t>
             </w:r>
           </w:p>
         </w:tc>
@@ -6363,7 +6757,7 @@
               <w:rPr>
                 <w:sz w:val="16"/>
               </w:rPr>
-              <w:t>Galerie « types de graphes » + génération de fichiers SVG</w:t>
+              <w:t>Page /Scan : statuts + déclenchement des pré-calculs (refusés hors mode SQL)</w:t>
             </w:r>
           </w:p>
         </w:tc>
@@ -6378,7 +6772,7 @@
               <w:rPr>
                 <w:sz w:val="16"/>
               </w:rPr>
-              <w:t>Models/LineVisEdgRepository.cs</w:t>
+              <w:t>Controllers/GraphesController.cs</w:t>
             </w:r>
           </w:p>
         </w:tc>
@@ -6391,7 +6785,7 @@
               <w:rPr>
                 <w:sz w:val="16"/>
               </w:rPr>
-              <w:t>Repository</w:t>
+              <w:t>Controller</w:t>
             </w:r>
           </w:p>
         </w:tc>
@@ -6404,7 +6798,7 @@
               <w:rPr>
                 <w:sz w:val="16"/>
               </w:rPr>
-              <w:t>LINE_VIS_EDG : BFS SQL de repli, DescribePath, StreamAllEdges / StreamAllDirectedEdges</w:t>
+              <w:t>Galerie « types de graphes » + génération de fichiers SVG</w:t>
             </w:r>
           </w:p>
         </w:tc>
@@ -6419,7 +6813,7 @@
               <w:rPr>
                 <w:sz w:val="16"/>
               </w:rPr>
-              <w:t>Models/NodeComponentRepository.cs</w:t>
+              <w:t>Services/GraphDataProvider.cs</w:t>
             </w:r>
           </w:p>
         </w:tc>
@@ -6432,7 +6826,7 @@
               <w:rPr>
                 <w:sz w:val="16"/>
               </w:rPr>
-              <w:t>Repository</w:t>
+              <w:t>Service</w:t>
             </w:r>
           </w:p>
         </w:tc>
@@ -6445,7 +6839,7 @@
               <w:rPr>
                 <w:sz w:val="16"/>
               </w:rPr>
-              <w:t>NODE_COMPONENT : ReplaceAll, GetComponentIds</w:t>
+              <w:t>Choisit la source (SQL / généré) ; StreamAll*, DescribePath, ScanAvailable</w:t>
             </w:r>
           </w:p>
         </w:tc>
@@ -6460,7 +6854,7 @@
               <w:rPr>
                 <w:sz w:val="16"/>
               </w:rPr>
-              <w:t>Models/SccRepository.cs</w:t>
+              <w:t>Services/GeneratedGraphData.cs</w:t>
             </w:r>
           </w:p>
         </w:tc>
@@ -6473,7 +6867,7 @@
               <w:rPr>
                 <w:sz w:val="16"/>
               </w:rPr>
-              <w:t>Repository</w:t>
+              <w:t>Service</w:t>
             </w:r>
           </w:p>
         </w:tc>
@@ -6486,7 +6880,7 @@
               <w:rPr>
                 <w:sz w:val="16"/>
               </w:rPr>
-              <w:t>NODE_SCC + SCC_EDGE : ReplaceAll, GetSccIds, LoadCondensedAdjacency</w:t>
+              <w:t>Graphe de démonstration généré en RAM (graine fixe) — aucune base requise</w:t>
             </w:r>
           </w:p>
         </w:tc>
@@ -6501,7 +6895,7 @@
               <w:rPr>
                 <w:sz w:val="16"/>
               </w:rPr>
-              <w:t>Models/PathViewModel.cs</w:t>
+              <w:t>Models/LineVisEdgRepository.cs</w:t>
             </w:r>
           </w:p>
         </w:tc>
@@ -6514,7 +6908,7 @@
               <w:rPr>
                 <w:sz w:val="16"/>
               </w:rPr>
-              <w:t>ViewModel</w:t>
+              <w:t>Repository</w:t>
             </w:r>
           </w:p>
         </w:tc>
@@ -6527,7 +6921,7 @@
               <w:rPr>
                 <w:sz w:val="16"/>
               </w:rPr>
-              <w:t>Données de l'écran de recherche (dont AlgoLabel)</w:t>
+              <w:t>Mode SQL : CanConnect, DescribePath, StreamAllEdges / StreamAllDirectedEdges</w:t>
             </w:r>
           </w:p>
         </w:tc>
@@ -6542,7 +6936,7 @@
               <w:rPr>
                 <w:sz w:val="16"/>
               </w:rPr>
-              <w:t>Models/ScanPageViewModel.cs</w:t>
+              <w:t>Models/NodeComponentRepository.cs</w:t>
             </w:r>
           </w:p>
         </w:tc>
@@ -6555,7 +6949,7 @@
               <w:rPr>
                 <w:sz w:val="16"/>
               </w:rPr>
-              <w:t>ViewModel</w:t>
+              <w:t>Repository</w:t>
             </w:r>
           </w:p>
         </w:tc>
@@ -6568,7 +6962,7 @@
               <w:rPr>
                 <w:sz w:val="16"/>
               </w:rPr>
-              <w:t>Statuts des trois pré-calculs</w:t>
+              <w:t>NODE_COMPONENT : ReplaceAll, GetComponentIds</w:t>
             </w:r>
           </w:p>
         </w:tc>
@@ -6583,7 +6977,7 @@
               <w:rPr>
                 <w:sz w:val="16"/>
               </w:rPr>
-              <w:t>Models/GraphSample.cs / GraphSamples.cs</w:t>
+              <w:t>Models/SccRepository.cs</w:t>
             </w:r>
           </w:p>
         </w:tc>
@@ -6596,7 +6990,7 @@
               <w:rPr>
                 <w:sz w:val="16"/>
               </w:rPr>
-              <w:t>Données</w:t>
+              <w:t>Repository</w:t>
             </w:r>
           </w:p>
         </w:tc>
@@ -6609,7 +7003,7 @@
               <w:rPr>
                 <w:sz w:val="16"/>
               </w:rPr>
-              <w:t>Catalogue codé en dur des graphes d'exemple</w:t>
+              <w:t>NODE_SCC + SCC_EDGE : ReplaceAll, GetSccIds, LoadCondensedAdjacency</w:t>
             </w:r>
           </w:p>
         </w:tc>
@@ -6624,7 +7018,7 @@
               <w:rPr>
                 <w:sz w:val="16"/>
               </w:rPr>
-              <w:t>Services/DirectedGraph.cs</w:t>
+              <w:t>Models/PathViewModel.cs</w:t>
             </w:r>
           </w:p>
         </w:tc>
@@ -6637,7 +7031,7 @@
               <w:rPr>
                 <w:sz w:val="16"/>
               </w:rPr>
-              <w:t>Service</w:t>
+              <w:t>ViewModel</w:t>
             </w:r>
           </w:p>
         </w:tc>
@@ -6650,7 +7044,7 @@
               <w:rPr>
                 <w:sz w:val="16"/>
               </w:rPr>
-              <w:t>Structure CSR + BFS bi, Dijkstra, Dijkstra bi, A* (ALT), PrepareLandmarks</w:t>
+              <w:t>Données de l'écran de recherche (dont AlgoLabel, SourceDescription)</w:t>
             </w:r>
           </w:p>
         </w:tc>
@@ -6665,6 +7059,129 @@
               <w:rPr>
                 <w:sz w:val="16"/>
               </w:rPr>
+              <w:t>Models/ScanPageViewModel.cs</w:t>
+            </w:r>
+          </w:p>
+        </w:tc>
+        <w:tc>
+          <w:tcPr>
+            <w:tcW w:type="dxa" w:w="2880"/>
+          </w:tcPr>
+          <w:p>
+            <w:r>
+              <w:rPr>
+                <w:sz w:val="16"/>
+              </w:rPr>
+              <w:t>ViewModel</w:t>
+            </w:r>
+          </w:p>
+        </w:tc>
+        <w:tc>
+          <w:tcPr>
+            <w:tcW w:type="dxa" w:w="2880"/>
+          </w:tcPr>
+          <w:p>
+            <w:r>
+              <w:rPr>
+                <w:sz w:val="16"/>
+              </w:rPr>
+              <w:t>Statuts des trois pré-calculs + source + ScanAvailable</w:t>
+            </w:r>
+          </w:p>
+        </w:tc>
+      </w:tr>
+      <w:tr>
+        <w:tc>
+          <w:tcPr>
+            <w:tcW w:type="dxa" w:w="2880"/>
+          </w:tcPr>
+          <w:p>
+            <w:r>
+              <w:rPr>
+                <w:sz w:val="16"/>
+              </w:rPr>
+              <w:t>Models/GraphSample.cs / GraphSamples.cs</w:t>
+            </w:r>
+          </w:p>
+        </w:tc>
+        <w:tc>
+          <w:tcPr>
+            <w:tcW w:type="dxa" w:w="2880"/>
+          </w:tcPr>
+          <w:p>
+            <w:r>
+              <w:rPr>
+                <w:sz w:val="16"/>
+              </w:rPr>
+              <w:t>Données</w:t>
+            </w:r>
+          </w:p>
+        </w:tc>
+        <w:tc>
+          <w:tcPr>
+            <w:tcW w:type="dxa" w:w="2880"/>
+          </w:tcPr>
+          <w:p>
+            <w:r>
+              <w:rPr>
+                <w:sz w:val="16"/>
+              </w:rPr>
+              <w:t>Catalogue codé en dur des graphes d'exemple</w:t>
+            </w:r>
+          </w:p>
+        </w:tc>
+      </w:tr>
+      <w:tr>
+        <w:tc>
+          <w:tcPr>
+            <w:tcW w:type="dxa" w:w="2880"/>
+          </w:tcPr>
+          <w:p>
+            <w:r>
+              <w:rPr>
+                <w:sz w:val="16"/>
+              </w:rPr>
+              <w:t>Services/DirectedGraph.cs</w:t>
+            </w:r>
+          </w:p>
+        </w:tc>
+        <w:tc>
+          <w:tcPr>
+            <w:tcW w:type="dxa" w:w="2880"/>
+          </w:tcPr>
+          <w:p>
+            <w:r>
+              <w:rPr>
+                <w:sz w:val="16"/>
+              </w:rPr>
+              <w:t>Service</w:t>
+            </w:r>
+          </w:p>
+        </w:tc>
+        <w:tc>
+          <w:tcPr>
+            <w:tcW w:type="dxa" w:w="2880"/>
+          </w:tcPr>
+          <w:p>
+            <w:r>
+              <w:rPr>
+                <w:sz w:val="16"/>
+              </w:rPr>
+              <w:t>Structure CSR + BFS bi, Dijkstra, Dijkstra bi, A* (ALT), PrepareLandmarks</w:t>
+            </w:r>
+          </w:p>
+        </w:tc>
+      </w:tr>
+      <w:tr>
+        <w:tc>
+          <w:tcPr>
+            <w:tcW w:type="dxa" w:w="2880"/>
+          </w:tcPr>
+          <w:p>
+            <w:r>
+              <w:rPr>
+                <w:sz w:val="16"/>
+              </w:rPr>
               <w:t>Services/InMemoryGraphService.cs</w:t>
             </w:r>
           </w:p>
@@ -6691,7 +7208,7 @@
               <w:rPr>
                 <w:sz w:val="16"/>
               </w:rPr>
-              <w:t>Chargement CSR + repères au démarrage (Thread), passe-plats, GraphStatus</w:t>
+              <w:t>Reload / EnsureLoaded / GraphPreloader (Thread), passe-plats, GraphStatus</w:t>
             </w:r>
           </w:p>
         </w:tc>
@@ -7241,10 +7758,21 @@
         <w:rPr>
           <w:b/>
         </w:rPr>
-        <w:t xml:space="preserve">Repli (fallback) SQL — </w:t>
-      </w:r>
-      <w:r>
-        <w:t>Quand le graphe en mémoire n'est pas encore chargé : le parcours se fait par requêtes SQL palier par palier, comme dans dotnet-mvc.</w:t>
+        <w:t xml:space="preserve">Mode auto / SQL / généré — </w:t>
+      </w:r>
+      <w:r>
+        <w:t>auto : SQL si joignable, sinon graphe généré. sql : force SQL. generated : force le graphe de démo en mémoire (aucune base).</w:t>
+      </w:r>
+    </w:p>
+    <w:p>
+      <w:r>
+        <w:rPr>
+          <w:b/>
+        </w:rPr>
+        <w:t xml:space="preserve">EnsureLoaded() — </w:t>
+      </w:r>
+      <w:r>
+        <w:t>Construit le graphe en mémoire à la demande, sous verrou, s'il n'est pas déjà prêt. Remplace l'ancien repli SQL palier par palier.</w:t>
       </w:r>
     </w:p>
     <w:p>
@@ -7266,7 +7794,7 @@
           <w:b w:val="0"/>
           <w:i w:val="0"/>
         </w:rPr>
-        <w:t>ms par appel, moyenne sur 200 appels, jeu de démonstration, hors serveur et hors cache. Longueur du chemin entre parenthèses.</w:t>
+        <w:t>ms par appel, moyenne sur 200 appels, MODE SQL, jeu de démonstration 100 008 nœuds, hors serveur et hors cache. Longueur du chemin entre parenthèses. En mode graphe généré (5 000 nœuds), tout est &lt; 1 ms.</w:t>
       </w:r>
     </w:p>
     <w:tbl>
